--- a/example_articles/states/Indiana/4.states_Indiana_Other_publisher.docx
+++ b/example_articles/states/Indiana/4.states_Indiana_Other_publisher.docx
@@ -29,17 +29,17 @@
     </w:p>
     <w:p>
       <w:r>
-        <w:t>Source File: Other publishers/Files (500) (20).DOCX</w:t>
+        <w:t>Source file: Other publishers/Files (500) (20).DOCX</w:t>
       </w:r>
     </w:p>
     <w:p>
       <w:r>
-        <w:t>Raw locations result: ['Indiana']</w:t>
+        <w:t>Raw locations result, 'locations': ['Indiana']</w:t>
       </w:r>
     </w:p>
     <w:p>
       <w:r>
-        <w:t>states_stand_flat (Standardized): Indiana</w:t>
+        <w:t>Standardized locations result, 'states_stand_flat': Indiana</w:t>
       </w:r>
     </w:p>
     <w:p>

--- a/example_articles/states/Indiana/4.states_Indiana_Other_publisher.docx
+++ b/example_articles/states/Indiana/4.states_Indiana_Other_publisher.docx
@@ -7,9 +7,13 @@
         <w:pStyle w:val="Heading1"/>
       </w:pPr>
       <w:r>
-        <w:t>TAX MORE, SPEND LESS;</w:t>
+        <w:t>'Middletown' is fed up;</w:t>
         <w:br/>
-        <w:t>Benefit programs scrutinized</w:t>
+        <w:t>'People are tired of being stepped on';</w:t>
+        <w:br/>
+        <w:t>'This is like 1928, before Depression';</w:t>
+        <w:br/>
+        <w:t>A visit to Muncie, Ind.</w:t>
       </w:r>
     </w:p>
     <w:p>
@@ -19,17 +23,17 @@
     </w:p>
     <w:p>
       <w:r>
-        <w:t>Date: 1990-06-28</w:t>
+        <w:t>Date: 1990-10-15</w:t>
       </w:r>
     </w:p>
     <w:p>
       <w:r>
-        <w:t>Section: NEWS; Pg. 4A</w:t>
+        <w:t>Section: NEWS; Pg. 1A; Cover Story</w:t>
       </w:r>
     </w:p>
     <w:p>
       <w:r>
-        <w:t>Source file: Other publishers/Files (500) (20).DOCX</w:t>
+        <w:t>Source file: Other publishers/Files (500) (30).DOCX</w:t>
       </w:r>
     </w:p>
     <w:p>
@@ -51,57 +55,119 @@
     </w:p>
     <w:p>
       <w:r>
-        <w:t>Besides raising taxes, budget writers will have to cut spending on guns and butter - military and domestic programs - when they attack the deficit. It's a task fraught with political overtones as well.</w:t>
+        <w:t>For a taste of what ails the USA, pull up a stool to Frances May's lunch counter, around back of Haney's Pharmacy.</w:t>
+        <w:br/>
+        <w:t>''They're taxing the poor people to death and the price of gas is so high. It just isn't right,'' says Brenda Ferguson. ''People are tired of being stepped on. Tired to death.''</w:t>
+        <w:br/>
+        <w:t>An anger seems to be welling up across the land.</w:t>
+        <w:br/>
+        <w:t>Gas prices rise to new highs. The stock market falls. Crime is rampant. As many as 200,000 troops stand ready in the desert of Saudi Arabia. The same Congress that last year managed to agree on a fat pay raise now struggles to agree on a budget and keep the government open.</w:t>
+        <w:br/>
+        <w:t>In Muncie - long regarded as a window on Middle America - the outrage at all of this is as palpable as the chilly wind that blows the streets clean of fallen leaves.</w:t>
+        <w:br/>
+        <w:t>''We are fairly typical,'' says Ray Scheele, political science chairman at Ball State University in Muncie. ''There's an increasing frustration with Washington.''</w:t>
+        <w:br/>
+        <w:t>There is much to assail in Washington, D.C., especially when you live in a city where bedtime is 10 p.m. and $ 1.50 buys a hot lunch of ham, string beans and sweet potatoes.</w:t>
+        <w:br/>
+        <w:t>''To these people, Washington is on the other side of the moon,'' says sociologist Alan Caruba of the National Anxiety Center.</w:t>
+        <w:br/>
+        <w:t>The real numbers here are the ones that hit the pocketbook, not the ones over which Congress is wringing hands.</w:t>
+        <w:br/>
+        <w:t>- That oil is up to more than $ 40 a barrel (up from $ 17 earlier this summer) means far less to Muncie than paying $ 1.34 a gallon for unleaded gasoline at Hoosier Pete's.</w:t>
+        <w:br/>
+        <w:t>''Now they want to raise taxes on it,'' says Edna Kemmerer. Gasoline ''is like bread and milk for the working class.''</w:t>
+        <w:br/>
+        <w:t>- That the deficit is $ 293 billion is hard to grasp, but becomes very real when it translates into $ 12,500 in taxes for every man, woman and child in the USA.</w:t>
+        <w:br/>
+        <w:t>''The way things look right now, it's not going to get any better,'' says Millie Abram, 52, wife of the city's school superintendent Sam Abram.</w:t>
+        <w:br/>
+        <w:t>Raising taxes, she says, is ''something we're going to have to do. You don't like it, but you're going to have to do it.''</w:t>
+        <w:br/>
+        <w:t>- That the budget will be cut $ 50 billion this year sounds painless until seniors realize that Medicare premiums could double to $ 150 a year.</w:t>
+        <w:br/>
+        <w:t>''That has everybody upset,'' says Clyde Nicholson, president-elect of the Muncie chapter of the American Association of Retired People.</w:t>
+        <w:br/>
+        <w:t>But not everyone has it so bad.</w:t>
+        <w:br/>
+        <w:t>The city's largest industrial employer, the Ball Corp. - which made its reputation producing a U.S. staple, the glass canning jar - is trying to buy a European packaging firm that would triple Ball's size.</w:t>
+        <w:br/>
+        <w:t>Duane Emerson, a Ball vice president who opposes luxury taxes as bad for business, says Muncie's captains of commerce feel less threatened than do factory workers. But, ''I feel the country is threatened if we don't get these issues resolved.''</w:t>
+        <w:br/>
+        <w:t>James Abrams, a 44-year-old machine operator at an auto parts plant, is buying and restoring a huge five-bedroom Victorian house in the neighborhood where he grew up.</w:t>
+        <w:br/>
+        <w:t>''From where I stand, it's not so bad,'' says Abrams. ''But a lot of people aren't in the position I'm in. I'm working overtime and bring home some good money. If it was only 40 hours a week, well, I might notice a lot of things.''</w:t>
+        <w:br/>
+        <w:t>But beneath the veneer of pocketbook concerns is a deepening malaise that seems to be spreading.</w:t>
+        <w:br/>
+        <w:t>''There's an enormous amount of resentment out there,'' says Caruba. ''Americans aren't just upset, they're angry. They've come to the sad conclusion there is a vacuum of leadership in Washington.''</w:t>
+        <w:br/>
+        <w:t>Conventional wisdom in Muncie:</w:t>
+        <w:br/>
+        <w:t>- It's time to fish or cut bait in Saudi Arabia.</w:t>
+        <w:br/>
+        <w:t>''Peace in the Middle East is gone,'' says Joe Turner, the city police department's traffic sergeant. ''We might as well start shooting and get it over.''</w:t>
+        <w:br/>
+        <w:t>- The economy is about to head for the dumper.</w:t>
+        <w:br/>
+        <w:t>''This is like '28, before the Depression,'' says Martha Barlow, 75, a life-long resident of Muncie. ''Something's got to crack. We can't get much higher.''</w:t>
+        <w:br/>
+        <w:t>- The haggling over the budget is not nearly as bad as the 1989 pay raise for Congress.</w:t>
+        <w:br/>
+        <w:t>The pay raise, long forgotten in Washington, still rankles and is bitterly remembered here.</w:t>
+        <w:br/>
+        <w:t>''Of course it is,'' says Barlow. ''They'd just like us to forget.''</w:t>
+        <w:br/>
+        <w:t>Scheele, the political scientist, says some people already angry are mistaking Congress' messy budget process for ineptitude.</w:t>
+        <w:br/>
+        <w:t>''I'm a big defender of Congress and I'm a great defender of James Madison. He designed the government with so many checks and balances it should be frustrating to govern. But people just see a big deadlock,'' Scheele says.</w:t>
+        <w:br/>
+        <w:t>''I don't think you'll find much love of Congress at all, but you'll find a lot of support for the individual congressman,'' he says.</w:t>
+        <w:br/>
+        <w:t>Though few seem inclined to blame Democratic Rep. Phil Sharp, the local, seven-term incumbent, the GOP is trying to capitalize on anti-Congress sentiment. Its new billboard slogan: ''Enough is Enough.''</w:t>
+        <w:br/>
+        <w:t>Sharp's campaign is confident, but Sharp is shuttling between home and Washington as often as possible. This weekend, he attended three parades and two dinners at home.</w:t>
+        <w:br/>
+        <w:t>But there is support for President Bush in Muncie, despite polls that show his approval rating nationwide has fallen as low as 60%.</w:t>
+        <w:br/>
+        <w:t>''The president is doing OK. Congress is where to put the blame, especially right now,'' says Dave Jones, 37, a carpenter with a gold earring, who considers himself a liberal.</w:t>
+        <w:br/>
+        <w:t>Such sentiment seems to be rising across the nation.</w:t>
+        <w:br/>
+        <w:t>- Limitations on the terms politicians can serve are on the ballot next month in California, Colorado and Kansas City, Mo. One such limitation passed easily in Oklahoma last month.</w:t>
+        <w:br/>
+        <w:t>And there is some thought that voters are in a mood for a wholesale shuffling of Congress.</w:t>
+        <w:br/>
+        <w:t>Analysts wonder if the public is as angry as in 1982, when 23 incumbents lost seats in the U.S. House. The re-election rate for Congress was 98.5% in 1988.</w:t>
+        <w:br/>
+        <w:t>Back at the lunch counter, diners are serving up a heaping helping of answers, as well as complaints.</w:t>
+        <w:br/>
+        <w:t>''It seems I worked all my life and made do with what I had, cash on hand,'' says Frances May, arguing that Congress should learn to manage its finances the same way.</w:t>
+        <w:br/>
+        <w:t>''What gripes me most is Congress giving themselves a pay raise. If you elect people that are already in there, you're just asking for trouble,'' says Ferguson.</w:t>
+        <w:br/>
+        <w:t>''I can tell you how to solve this problem,'' says Frances Meyer, fresh from her weekly trip to the beauty parlor. ''They should give back that pay raise.''</w:t>
+        <w:br/>
+        <w:t>Says Roy Haney, the bow-tied, white-haired pharmacist who's been in business 36 years: ''In the morning all the world's problems get solved.''</w:t>
+        <w:br/>
+        <w:t>By supper, they're back again.</w:t>
+        <w:br/>
+        <w:t xml:space="preserve"> A visit to Muncie, Ind.</w:t>
         <w:br/>
         <w:t xml:space="preserve"> </w:t>
         <w:br/>
-        <w:t xml:space="preserve"> White House and congressional budget negotiators discussed specific cuts in sensitive benefit programs Wednesday - a topic just as touchy as taxes.</w:t>
+        <w:t xml:space="preserve"> Made famous by the ''Middletown'' sociological study published in 1929, Muncie has been used by sociologists 3 times to study typical life in the USA.</w:t>
         <w:br/>
-        <w:t>One day after President Bush retreated from his ''no new taxes'' campaign pledge, Democrats and Republicans traded frank talk about savings that can be achieved from Social Security, Medicare and farm price supports.</w:t>
+        <w:t>Politics: Democratic Rep. Phil Sharp has represented district since 1974, winning last race with 53% of vote; 60% voted for Bush-Quayle.</w:t>
         <w:br/>
-        <w:t>''I think that will be tougher, generally speaking, for more members than raising revenues,'' said Rep. Dan Rostenkowski, D-Ill., chairman of the House Ways and Means Committee.</w:t>
+        <w:t>Population: 79,000; 81% white.</w:t>
         <w:br/>
-        <w:t>Specific new taxes were not debated in the closed-door session, despite Bush's agreement to include them in a package with spending cuts to reduce the $ 159 billion budget deficit.</w:t>
+        <w:t>Schools: Three high schools, one private. Central High, 10-time state basketball champion, was model for the big-city team that lost in the movie Hoosiers.</w:t>
         <w:br/>
-        <w:t>But Sen. Wyche Fowler, D-Ga., said negotiators were comfortable ''throwing the word 'tax' around to make a sentence, rather than leaving a hole in the middle.''</w:t>
+        <w:t>College: Ball State University, founded in 1918.</w:t>
         <w:br/>
-        <w:t>Outside the negotiations, battle lines were drawn:</w:t>
+        <w:t>Median home value: $ 38,400.</w:t>
         <w:br/>
-        <w:t>- A dozen GOP senators signed a letter saying they were ''astonished'' at Bush's readiness to include tax revenue increases in a deficit-reduction package. The senators pledged to oppose taxes.</w:t>
-        <w:br/>
-        <w:t>- House Democrats released a letter to Speaker Thomas Foley, signed by 134 of their members, demanding that any tax increases be levied against the wealthy rather than working-class.</w:t>
-        <w:br/>
-        <w:t>In Wednesday's talks, sacred-cow benefit programs commanded most attention.</w:t>
-        <w:br/>
-        <w:t>Possibilities raised:</w:t>
-        <w:br/>
-        <w:t>- Taxing 85 percent of Social Security benefits received by wealthier recipients, rather than 50 percent.</w:t>
-        <w:br/>
-        <w:t>- Delaying Social Security and federal retirement cost-of-living increases.</w:t>
-        <w:br/>
-        <w:t>- Cutting farm subsidies below previous proposals.</w:t>
-        <w:br/>
-        <w:t>Considered off-limits: Cuts in Medicaid and Aid to Families with Dependent Children. Many members are reluctant to cut Medicare, as Bush has proposed, because it has been trimmed nine consecutive years.</w:t>
-        <w:br/>
-        <w:t>''These are scattershot ideas,'' said Sen. Bob Packwood, R-Ore., top Republican on the Finance Committee.</w:t>
-        <w:br/>
-        <w:t>''Nothing close to serious negotiations yet,'' said Sen. Lloyd Bentsen, D- Texas, the panel's chairman.</w:t>
-        <w:br/>
-        <w:t>Because benefit programs consume half the $ 1.2 trillion federal budget, they are targeted annually for cuts.</w:t>
-        <w:br/>
-        <w:t>''That's an area of fixed cost that is prime for reduction,'' says Joseph Dowley, who is a former chief counsel to the House Ways and Means Committee.</w:t>
-        <w:br/>
-        <w:t>''It's just too big, and it's growing,'' Dowley says.</w:t>
-        <w:br/>
-        <w:t>Several fiscal analysts predict getting more than $ 5 billion to $ 6 billion in cuts from benefit programs will be difficult in an election year.</w:t>
-        <w:br/>
-        <w:t>Said Stanley Collender, a budget specialist at Price Waterhouse: ''The problem is finding money that is politically acceptable to cut."</w:t>
-        <w:br/>
-        <w:br/>
-        <w:t>Notes</w:t>
-        <w:br/>
-        <w:br/>
-        <w:t>Accompanying stories; Skittish GOP hopes economy stays strong; Osprey project flies in face of budget ax</w:t>
+        <w:t>Industry: Auto parts; Ball Corp. headquarters.</w:t>
         <w:br/>
         <w:br/>
         <w:t>Graphic</w:t>
@@ -109,11 +175,11 @@
         <w:br/>
         <w:t xml:space="preserve"> </w:t>
         <w:br/>
-        <w:t>PHOTO; b/w, John Duricka, AP (John Sununu, Robert Dole, Newt Gingrich, Phil Gramm)</w:t>
+        <w:t>color, USA TODAY (Map, Muncie, Indiana); PHOTO; color, Mary Ann Carter (Frances May); PHOTO; color, Mary Ann Carter (Millie Abram); PHOTO; b/w, Mary Ann Carter (Muncie, Indiana, James Abrams, Howard Jarvis)</w:t>
         <w:br/>
         <w:t xml:space="preserve"> </w:t>
         <w:br/>
-        <w:t>CUTLINE: DOWN TO BUSINESS: White House chief of staff John Sununu, right, talks budget cuts with Sen. Robert Dole, left. Rep. Newt Gingrich, center, and Sen. Phil Gramm also are pictured.</w:t>
+        <w:t>CUTLINE: MAKING DO: Frances May, at her Muncie, Ind., lunch counter: 'I made do with what I had, cash on hand.' She says Congress should learn to manage its finances the same way. CUTLINE: NO BETTER: Says Millie Abram: 'The way things look right now, it's not going to get any better.' CUTLINE: RESTORATION: In the midst of fixing up an old house, James Abrams, right, goes over aluminum siding samples with salesman Howard Jarvis.</w:t>
       </w:r>
     </w:p>
     <w:sectPr>

--- a/example_articles/states/Indiana/4.states_Indiana_Other_publisher.docx
+++ b/example_articles/states/Indiana/4.states_Indiana_Other_publisher.docx
@@ -7,13 +7,7 @@
         <w:pStyle w:val="Heading1"/>
       </w:pPr>
       <w:r>
-        <w:t>'Middletown' is fed up;</w:t>
-        <w:br/>
-        <w:t>'People are tired of being stepped on';</w:t>
-        <w:br/>
-        <w:t>'This is like 1928, before Depression';</w:t>
-        <w:br/>
-        <w:t>A visit to Muncie, Ind.</w:t>
+        <w:t>GOP voters may be the key in Indiana</w:t>
       </w:r>
     </w:p>
     <w:p>
@@ -23,17 +17,17 @@
     </w:p>
     <w:p>
       <w:r>
-        <w:t>Date: 1990-10-15</w:t>
+        <w:t>Date: 2008-05-04</w:t>
       </w:r>
     </w:p>
     <w:p>
       <w:r>
-        <w:t>Section: NEWS; Pg. 1A; Cover Story</w:t>
+        <w:t>Section: NEWS; Pg. 21</w:t>
       </w:r>
     </w:p>
     <w:p>
       <w:r>
-        <w:t>Source file: Other publishers/Files (500) (30).DOCX</w:t>
+        <w:t>Source file: Other publishers/Files (500) (17).DOCX</w:t>
       </w:r>
     </w:p>
     <w:p>
@@ -55,131 +49,43 @@
     </w:p>
     <w:p>
       <w:r>
-        <w:t>For a taste of what ails the USA, pull up a stool to Frances May's lunch counter, around back of Haney's Pharmacy.</w:t>
+        <w:t>jryan@dailyherald.com</w:t>
         <w:br/>
-        <w:t>''They're taxing the poor people to death and the price of gas is so high. It just isn't right,'' says Brenda Ferguson. ''People are tired of being stepped on. Tired to death.''</w:t>
+        <w:t>Come Tuesday, traditional Republican voters in neighboring Indiana may be the decisive vote in this year's divisive Democratic primary.</w:t>
         <w:br/>
-        <w:t>An anger seems to be welling up across the land.</w:t>
+        <w:t>For Barack Obama, this is bad news as he struggles to reach those white, blue-collar and middle-class workers.</w:t>
         <w:br/>
-        <w:t>Gas prices rise to new highs. The stock market falls. Crime is rampant. As many as 200,000 troops stand ready in the desert of Saudi Arabia. The same Congress that last year managed to agree on a fat pay raise now struggles to agree on a budget and keep the government open.</w:t>
+        <w:t>For Hillary Clinton, this could be a blessing, even though she has long battled what she once famously termed a "vast right-wing conspiracy."</w:t>
         <w:br/>
-        <w:t>In Muncie - long regarded as a window on Middle America - the outrage at all of this is as palpable as the chilly wind that blows the streets clean of fallen leaves.</w:t>
+        <w:t>The reason: unlike Ohio and Pennsylvania, those white, blue- collar workers - who have kept Clinton alive and stalled Obama's momentum - have long been solid GOP voters in the Hoosier state.</w:t>
         <w:br/>
-        <w:t>''We are fairly typical,'' says Ray Scheele, political science chairman at Ball State University in Muncie. ''There's an increasing frustration with Washington.''</w:t>
+        <w:t>"The big question is, 'Are these people going to grab a Democratic ballot?' " says Michael Wolf, political science professor at Indiana University-Purdue University in Fort Wayne.</w:t>
         <w:br/>
-        <w:t>There is much to assail in Washington, D.C., especially when you live in a city where bedtime is 10 p.m. and $ 1.50 buys a hot lunch of ham, string beans and sweet potatoes.</w:t>
+        <w:t>In recent polls, Obama and Clinton are running neck-and-neck in Indiana, a state that largely resembles both Ohio and Pennsylvania. North Carolina also votes Tuesday, but Obama is expected to win that state.</w:t>
         <w:br/>
-        <w:t>''To these people, Washington is on the other side of the moon,'' says sociologist Alan Caruba of the National Anxiety Center.</w:t>
+        <w:t>Obama has called Indiana, which hasn't voted for a Democratic president since 1964, a "tiebreaker."</w:t>
         <w:br/>
-        <w:t>The real numbers here are the ones that hit the pocketbook, not the ones over which Congress is wringing hands.</w:t>
+        <w:t>If traditional Republican voters stay out of the Democratic primary, then experts say Obama could win the state with strong support in college towns like Bloomington and among black voters in Gary and Indianapolis, coupled with a modest turnout in cities like South Bend and Fort Wayne.</w:t>
         <w:br/>
-        <w:t>- That oil is up to more than $ 40 a barrel (up from $ 17 earlier this summer) means far less to Muncie than paying $ 1.34 a gallon for unleaded gasoline at Hoosier Pete's.</w:t>
+        <w:t>Generally, Clinton is counting on strong majorities in heavily Hispanic areas like the old steel mill towns of East Chicago and Hammond as well as a strong showing among the few southern and rural Indiana Democrats.</w:t>
         <w:br/>
-        <w:t>''Now they want to raise taxes on it,'' says Edna Kemmerer. Gasoline ''is like bread and milk for the working class.''</w:t>
+        <w:t>Left in the middle is the belt of heavily populated white and middle-class northern suburbs along U.S. 30, like Merrillville and Schererville, as well as the majority of voters in South Bend and Fort Wayne, Indiana's second most populated city.</w:t>
         <w:br/>
-        <w:t>- That the deficit is $ 293 billion is hard to grasp, but becomes very real when it translates into $ 12,500 in taxes for every man, woman and child in the USA.</w:t>
+        <w:t>"Clinton is pulling out all the stops and aiming for those voters," Wolf said. "It is just a question of whether those voters are Democrats or not and whether they will come out for her."</w:t>
         <w:br/>
-        <w:t>''The way things look right now, it's not going to get any better,'' says Millie Abram, 52, wife of the city's school superintendent Sam Abram.</w:t>
+        <w:t>For example, it was no mistake Clinton chose last week to go on Fox News' "The O'Reilly Factor," a largely conservative talk show hosted by Bill O'Reilly, for the first time in her political career. And the Indiana political landscape is also why Obama's camp has really fretted over the Rev. Jeremiah Wright controversy, a favorite topic for conservative talk shows.</w:t>
         <w:br/>
-        <w:t>Raising taxes, she says, is ''something we're going to have to do. You don't like it, but you're going to have to do it.''</w:t>
+        <w:t>Some analysts see good reasons to think these voters will pull a Democratic ballot Tuesday.</w:t>
         <w:br/>
-        <w:t>- That the budget will be cut $ 50 billion this year sounds painless until seniors realize that Medicare premiums could double to $ 150 a year.</w:t>
+        <w:t>After all, this is the first time in decades Hoosiers have played a major role in such a contentious primary. Plus, there are few local Republican races drawing attention on Tuesday.</w:t>
         <w:br/>
-        <w:t>''That has everybody upset,'' says Clyde Nicholson, president-elect of the Muncie chapter of the American Association of Retired People.</w:t>
+        <w:t>"In this case, Ohio and Pennsylvania are probably a pretty good harbinger of what is to come," said Bert Rockman, head of the political science department at Purdue University in West Lafayette.</w:t>
         <w:br/>
-        <w:t>But not everyone has it so bad.</w:t>
+        <w:t>Moreover, Hoosiers - particularly Republican ones - will not only have a say in what Democratic candidate wins their own state, but which one can take the nomination.</w:t>
         <w:br/>
-        <w:t>The city's largest industrial employer, the Ball Corp. - which made its reputation producing a U.S. staple, the glass canning jar - is trying to buy a European packaging firm that would triple Ball's size.</w:t>
+        <w:t>If Clinton wins Indiana, it only solidifies her argument that Obama can't win over working-class whites, a demographic key to a national win in November. But if Obama wins, the argument may fall apart.</w:t>
         <w:br/>
-        <w:t>Duane Emerson, a Ball vice president who opposes luxury taxes as bad for business, says Muncie's captains of commerce feel less threatened than do factory workers. But, ''I feel the country is threatened if we don't get these issues resolved.''</w:t>
-        <w:br/>
-        <w:t>James Abrams, a 44-year-old machine operator at an auto parts plant, is buying and restoring a huge five-bedroom Victorian house in the neighborhood where he grew up.</w:t>
-        <w:br/>
-        <w:t>''From where I stand, it's not so bad,'' says Abrams. ''But a lot of people aren't in the position I'm in. I'm working overtime and bring home some good money. If it was only 40 hours a week, well, I might notice a lot of things.''</w:t>
-        <w:br/>
-        <w:t>But beneath the veneer of pocketbook concerns is a deepening malaise that seems to be spreading.</w:t>
-        <w:br/>
-        <w:t>''There's an enormous amount of resentment out there,'' says Caruba. ''Americans aren't just upset, they're angry. They've come to the sad conclusion there is a vacuum of leadership in Washington.''</w:t>
-        <w:br/>
-        <w:t>Conventional wisdom in Muncie:</w:t>
-        <w:br/>
-        <w:t>- It's time to fish or cut bait in Saudi Arabia.</w:t>
-        <w:br/>
-        <w:t>''Peace in the Middle East is gone,'' says Joe Turner, the city police department's traffic sergeant. ''We might as well start shooting and get it over.''</w:t>
-        <w:br/>
-        <w:t>- The economy is about to head for the dumper.</w:t>
-        <w:br/>
-        <w:t>''This is like '28, before the Depression,'' says Martha Barlow, 75, a life-long resident of Muncie. ''Something's got to crack. We can't get much higher.''</w:t>
-        <w:br/>
-        <w:t>- The haggling over the budget is not nearly as bad as the 1989 pay raise for Congress.</w:t>
-        <w:br/>
-        <w:t>The pay raise, long forgotten in Washington, still rankles and is bitterly remembered here.</w:t>
-        <w:br/>
-        <w:t>''Of course it is,'' says Barlow. ''They'd just like us to forget.''</w:t>
-        <w:br/>
-        <w:t>Scheele, the political scientist, says some people already angry are mistaking Congress' messy budget process for ineptitude.</w:t>
-        <w:br/>
-        <w:t>''I'm a big defender of Congress and I'm a great defender of James Madison. He designed the government with so many checks and balances it should be frustrating to govern. But people just see a big deadlock,'' Scheele says.</w:t>
-        <w:br/>
-        <w:t>''I don't think you'll find much love of Congress at all, but you'll find a lot of support for the individual congressman,'' he says.</w:t>
-        <w:br/>
-        <w:t>Though few seem inclined to blame Democratic Rep. Phil Sharp, the local, seven-term incumbent, the GOP is trying to capitalize on anti-Congress sentiment. Its new billboard slogan: ''Enough is Enough.''</w:t>
-        <w:br/>
-        <w:t>Sharp's campaign is confident, but Sharp is shuttling between home and Washington as often as possible. This weekend, he attended three parades and two dinners at home.</w:t>
-        <w:br/>
-        <w:t>But there is support for President Bush in Muncie, despite polls that show his approval rating nationwide has fallen as low as 60%.</w:t>
-        <w:br/>
-        <w:t>''The president is doing OK. Congress is where to put the blame, especially right now,'' says Dave Jones, 37, a carpenter with a gold earring, who considers himself a liberal.</w:t>
-        <w:br/>
-        <w:t>Such sentiment seems to be rising across the nation.</w:t>
-        <w:br/>
-        <w:t>- Limitations on the terms politicians can serve are on the ballot next month in California, Colorado and Kansas City, Mo. One such limitation passed easily in Oklahoma last month.</w:t>
-        <w:br/>
-        <w:t>And there is some thought that voters are in a mood for a wholesale shuffling of Congress.</w:t>
-        <w:br/>
-        <w:t>Analysts wonder if the public is as angry as in 1982, when 23 incumbents lost seats in the U.S. House. The re-election rate for Congress was 98.5% in 1988.</w:t>
-        <w:br/>
-        <w:t>Back at the lunch counter, diners are serving up a heaping helping of answers, as well as complaints.</w:t>
-        <w:br/>
-        <w:t>''It seems I worked all my life and made do with what I had, cash on hand,'' says Frances May, arguing that Congress should learn to manage its finances the same way.</w:t>
-        <w:br/>
-        <w:t>''What gripes me most is Congress giving themselves a pay raise. If you elect people that are already in there, you're just asking for trouble,'' says Ferguson.</w:t>
-        <w:br/>
-        <w:t>''I can tell you how to solve this problem,'' says Frances Meyer, fresh from her weekly trip to the beauty parlor. ''They should give back that pay raise.''</w:t>
-        <w:br/>
-        <w:t>Says Roy Haney, the bow-tied, white-haired pharmacist who's been in business 36 years: ''In the morning all the world's problems get solved.''</w:t>
-        <w:br/>
-        <w:t>By supper, they're back again.</w:t>
-        <w:br/>
-        <w:t xml:space="preserve"> A visit to Muncie, Ind.</w:t>
-        <w:br/>
-        <w:t xml:space="preserve"> </w:t>
-        <w:br/>
-        <w:t xml:space="preserve"> Made famous by the ''Middletown'' sociological study published in 1929, Muncie has been used by sociologists 3 times to study typical life in the USA.</w:t>
-        <w:br/>
-        <w:t>Politics: Democratic Rep. Phil Sharp has represented district since 1974, winning last race with 53% of vote; 60% voted for Bush-Quayle.</w:t>
-        <w:br/>
-        <w:t>Population: 79,000; 81% white.</w:t>
-        <w:br/>
-        <w:t>Schools: Three high schools, one private. Central High, 10-time state basketball champion, was model for the big-city team that lost in the movie Hoosiers.</w:t>
-        <w:br/>
-        <w:t>College: Ball State University, founded in 1918.</w:t>
-        <w:br/>
-        <w:t>Median home value: $ 38,400.</w:t>
-        <w:br/>
-        <w:t>Industry: Auto parts; Ball Corp. headquarters.</w:t>
-        <w:br/>
-        <w:br/>
-        <w:t>Graphic</w:t>
-        <w:br/>
-        <w:br/>
-        <w:t xml:space="preserve"> </w:t>
-        <w:br/>
-        <w:t>color, USA TODAY (Map, Muncie, Indiana); PHOTO; color, Mary Ann Carter (Frances May); PHOTO; color, Mary Ann Carter (Millie Abram); PHOTO; b/w, Mary Ann Carter (Muncie, Indiana, James Abrams, Howard Jarvis)</w:t>
-        <w:br/>
-        <w:t xml:space="preserve"> </w:t>
-        <w:br/>
-        <w:t>CUTLINE: MAKING DO: Frances May, at her Muncie, Ind., lunch counter: 'I made do with what I had, cash on hand.' She says Congress should learn to manage its finances the same way. CUTLINE: NO BETTER: Says Millie Abram: 'The way things look right now, it's not going to get any better.' CUTLINE: RESTORATION: In the midst of fixing up an old house, James Abrams, right, goes over aluminum siding samples with salesman Howard Jarvis.</w:t>
+        <w:t>"If Obama loses this state then, we are going all the way to the convention," said Rockman, referring to a backroom battle by party leaders at the late August gala in Denver. "There are not many doubts about that."</w:t>
       </w:r>
     </w:p>
     <w:sectPr>
